--- a/Entregas/Sprint 1/Desenvolvimento Backend/H3 - Desenvolver API de upload multi-formato/PSP2 - S1T16 - Tratamento de Erros e Fallback.docx
+++ b/Entregas/Sprint 1/Desenvolvimento Backend/H3 - Desenvolver API de upload multi-formato/PSP2 - S1T16 - Tratamento de Erros e Fallback.docx
@@ -46,6 +46,62 @@
       </w:pPr>
       <w:r>
         <w:t xml:space="preserve"/>
+      </w:r>
+    </w:p>
+    <w:p>
+      <w:pPr>
+        <w:pStyle w:val="Heading2"/>
+        <w:spacing w:after="180" w:before="120"/>
+      </w:pPr>
+      <w:r>
+        <w:rPr>
+          <w:rFonts w:ascii="Arial" w:cs="Arial" w:eastAsia="Arial" w:hAnsi="Arial"/>
+          <w:b/>
+          <w:bCs/>
+          <w:color w:val="1F3864"/>
+          <w:sz w:val="28"/>
+          <w:szCs w:val="28"/>
+        </w:rPr>
+        <w:t xml:space="preserve">📖 Em palavras simples</w:t>
+      </w:r>
+    </w:p>
+    <w:p>
+      <w:pPr>
+        <w:spacing w:after="180"/>
+      </w:pPr>
+      <w:r>
+        <w:rPr>
+          <w:rFonts w:ascii="Arial" w:cs="Arial" w:eastAsia="Arial" w:hAnsi="Arial"/>
+          <w:sz w:val="22"/>
+          <w:szCs w:val="22"/>
+        </w:rPr>
+        <w:t xml:space="preserve">Software complexo falha de vários jeitos: a IA pode estar fora do ar, o arquivo pode estar corrompido, a conexão pode cair, o JSON que volta da IA pode estar malformado. Essa entrega define como o sistema reage a cada tipo de falha: o que tenta de novo, o que desiste, o que loga.</w:t>
+      </w:r>
+    </w:p>
+    <w:p>
+      <w:pPr>
+        <w:spacing w:after="180"/>
+      </w:pPr>
+      <w:r>
+        <w:rPr>
+          <w:rFonts w:ascii="Arial" w:cs="Arial" w:eastAsia="Arial" w:hAnsi="Arial"/>
+          <w:sz w:val="22"/>
+          <w:szCs w:val="22"/>
+        </w:rPr>
+        <w:t xml:space="preserve">Implementamos três coisas. Primeiro, “retry com backoff”: se a IA falhar, espera 1s, depois 2s, depois 4s antes de tentar de novo (até 3 tentativas). Segundo, estados de job claros (pendente, processando, falhou, concluído, precisa revisão). Terceiro, “logs estruturados”: cada erro é registrado com contexto suficiente pra debugar depois (qual estágio falhou, qual modelo, qual documento, qual mensagem de erro).</w:t>
+      </w:r>
+    </w:p>
+    <w:p>
+      <w:pPr>
+        <w:spacing w:after="180"/>
+      </w:pPr>
+      <w:r>
+        <w:rPr>
+          <w:rFonts w:ascii="Arial" w:cs="Arial" w:eastAsia="Arial" w:hAnsi="Arial"/>
+          <w:sz w:val="22"/>
+          <w:szCs w:val="22"/>
+        </w:rPr>
+        <w:t xml:space="preserve">Por que isso importa? Sem isso, falhas viram mistério: o aluno sobe um documento e ele “some”. Com retry automático, 70% das falhas transitórias se resolvem sozinhas. Com logs estruturados, quando algo dá errado de verdade, o time consegue identificar o problema em minutos em vez de horas.</w:t>
       </w:r>
     </w:p>
     <w:p>
